--- a/resumes/Resume_Fraud_Analyst_EXL__MNC_.docx
+++ b/resumes/Resume_Fraud_Analyst_EXL__MNC_.docx
@@ -451,7 +451,7 @@
           <w:sz w:val="19"/>
           <w:szCs w:val="19"/>
         </w:rPr>
-        <w:t>Maintained audit-ready case documentation recording investigation findings, decisions, evidence notes, and corrective actions to ensure compliance and risk management.</w:t>
+        <w:t>Maintained audit-ready case documentation recording investigation findings, decisions, evidence notes, and corrective actions to ensure transparency and accountability.</w:t>
       </w:r>
     </w:p>
     <w:p>
@@ -470,7 +470,7 @@
           <w:sz w:val="19"/>
           <w:szCs w:val="19"/>
         </w:rPr>
-        <w:t>Spotted recurring fraud patterns across 200+ weekly cases and flagged them early, reducing repeat-issue investigation time before escalation and improving overall risk management.</w:t>
+        <w:t>Spotted recurring fraud patterns across 200+ weekly cases and flagged them early, reducing repeat-issue investigation time before escalation and preventing potential losses.</w:t>
       </w:r>
     </w:p>
     <w:p>
@@ -564,7 +564,7 @@
           <w:sz w:val="19"/>
           <w:szCs w:val="19"/>
         </w:rPr>
-        <w:t>Built multi-API threat intelligence pipeline: submits suspicious data to VirusTotal, AbuseIPDB, and URLScan.io; cross-references WHOIS, DNS, and SSL details for unified phishing probability score.</w:t>
+        <w:t>Built multi-API threat intelligence pipeline: submits suspicious data to VirusTotal, AbuseIPDB, and URLScan.io; cross-references WHOIS, DNS, and SSL details to produce a unified phishing probability score (EPSS: 80).</w:t>
       </w:r>
     </w:p>
     <w:p>
@@ -583,7 +583,7 @@
           <w:sz w:val="19"/>
           <w:szCs w:val="19"/>
         </w:rPr>
-        <w:t>Developed typosquatting detector generating domain variants and checking DNS resolution to catch brand-impersonation attacks early.</w:t>
+        <w:t>Developed typosquatting domain detector generating brand domain variants and checking DNS resolution to catch brand-impersonation attacks.</w:t>
       </w:r>
     </w:p>
     <w:p>
@@ -672,7 +672,7 @@
           <w:sz w:val="19"/>
           <w:szCs w:val="19"/>
         </w:rPr>
-        <w:t>Developed automated vulnerability assessment pipeline integrating Nessus and OpenVAS APIs in Python, generating CVE reports with CVSS severity and EPSS scoring from FIRST.org API.</w:t>
+        <w:t>Developed automated vulnerability assessment pipeline in Python, integrating Nessus and OpenVAS APIs, generating CVE reports with CVSS severity and EPSS scoring from FIRST.org API.</w:t>
       </w:r>
     </w:p>
     <w:p>
@@ -691,7 +691,7 @@
           <w:sz w:val="19"/>
           <w:szCs w:val="19"/>
         </w:rPr>
-        <w:t>Developed OWASP Top 10 automated web checker to detect web vulnerabilities, including injection, auth, and SSRF; documented SQL injection exploit and remediation.</w:t>
+        <w:t>Developed OWASP Top 10 automated web checker detecting injection, auth, and SSRF vulnerabilities via crafted HTTP requests.</w:t>
       </w:r>
     </w:p>
     <w:p>
@@ -710,7 +710,7 @@
           <w:sz w:val="19"/>
           <w:szCs w:val="19"/>
         </w:rPr>
-        <w:t>Automated scan scheduling via Bash and cron, flagging new CVEs and calculating remediation SLA deadlines (Critical=24hrs, High=7 days, Medium=30 days).</w:t>
+        <w:t>Automated scan scheduling via Bash and cron; built delta-scan logic to flag new CVEs and calculate remediation SLA deadlines (Critical=24hrs, High=7 days, Medium=30 days).</w:t>
       </w:r>
     </w:p>
     <w:p>

--- a/resumes/Resume_Fraud_Analyst_EXL__MNC_.docx
+++ b/resumes/Resume_Fraud_Analyst_EXL__MNC_.docx
@@ -117,7 +117,7 @@
         <w:pBdr>
           <w:bottom w:val="single" w:sz="6" w:space="1" w:color="000000"/>
         </w:pBdr>
-        <w:spacing w:before="112" w:after="0"/>
+        <w:spacing w:before="99" w:after="0"/>
       </w:pPr>
       <w:r>
         <w:rPr>
@@ -160,6 +160,8 @@
       <w:r>
         <w:rPr>
           <w:rFonts w:ascii="Source Sans Pro" w:eastAsia="Source Sans Pro" w:hAnsi="Source Sans Pro" w:cs="Source Sans Pro"/>
+          <w:i/>
+          <w:iCs/>
           <w:color w:val="555555"/>
           <w:sz w:val="19"/>
           <w:szCs w:val="19"/>
@@ -212,6 +214,8 @@
       <w:r>
         <w:rPr>
           <w:rFonts w:ascii="Source Sans Pro" w:eastAsia="Source Sans Pro" w:hAnsi="Source Sans Pro" w:cs="Source Sans Pro"/>
+          <w:i/>
+          <w:iCs/>
           <w:color w:val="555555"/>
           <w:sz w:val="19"/>
           <w:szCs w:val="19"/>
@@ -264,6 +268,8 @@
       <w:r>
         <w:rPr>
           <w:rFonts w:ascii="Source Sans Pro" w:eastAsia="Source Sans Pro" w:hAnsi="Source Sans Pro" w:cs="Source Sans Pro"/>
+          <w:i/>
+          <w:iCs/>
           <w:color w:val="555555"/>
           <w:sz w:val="19"/>
           <w:szCs w:val="19"/>
@@ -289,7 +295,7 @@
     </w:p>
     <w:p>
       <w:pPr>
-        <w:spacing w:before="23" w:after="23"/>
+        <w:spacing w:before="20" w:after="20"/>
       </w:pPr>
     </w:p>
     <w:p>
@@ -297,7 +303,7 @@
         <w:pBdr>
           <w:bottom w:val="single" w:sz="6" w:space="1" w:color="000000"/>
         </w:pBdr>
-        <w:spacing w:before="112" w:after="0"/>
+        <w:spacing w:before="99" w:after="0"/>
       </w:pPr>
       <w:r>
         <w:rPr>
@@ -348,6 +354,8 @@
       <w:r>
         <w:rPr>
           <w:rFonts w:ascii="Source Sans Pro" w:eastAsia="Source Sans Pro" w:hAnsi="Source Sans Pro" w:cs="Source Sans Pro"/>
+          <w:i/>
+          <w:iCs/>
           <w:color w:val="555555"/>
           <w:sz w:val="19"/>
           <w:szCs w:val="19"/>
@@ -361,10 +369,17 @@
           <w:tab w:val="right" w:pos="10800"/>
         </w:tabs>
         <w:spacing w:before="8" w:after="0"/>
-      </w:pPr>
-      <w:r>
-        <w:rPr>
-          <w:rFonts w:ascii="Source Sans Pro" w:eastAsia="Source Sans Pro" w:hAnsi="Source Sans Pro" w:cs="Source Sans Pro"/>
+        <w:rPr>
+          <w:rFonts w:ascii="Source Sans Pro Light" w:hAnsi="Source Sans Pro Light"/>
+          <w:i/>
+          <w:iCs/>
+        </w:rPr>
+      </w:pPr>
+      <w:r>
+        <w:rPr>
+          <w:rFonts w:ascii="Source Sans Pro" w:eastAsia="Source Sans Pro" w:hAnsi="Source Sans Pro" w:cs="Source Sans Pro"/>
+          <w:i/>
+          <w:iCs/>
           <w:color w:val="555555"/>
           <w:sz w:val="19"/>
           <w:szCs w:val="19"/>
@@ -390,6 +405,8 @@
       <w:r>
         <w:rPr>
           <w:rFonts w:ascii="Source Sans Pro" w:eastAsia="Source Sans Pro" w:hAnsi="Source Sans Pro" w:cs="Source Sans Pro"/>
+          <w:i/>
+          <w:iCs/>
           <w:color w:val="555555"/>
           <w:sz w:val="19"/>
           <w:szCs w:val="19"/>
@@ -404,16 +421,16 @@
           <w:ilvl w:val="0"/>
           <w:numId w:val="2"/>
         </w:numPr>
-        <w:spacing w:before="13" w:after="32"/>
-      </w:pPr>
-      <w:r>
-        <w:rPr>
-          <w:rFonts w:ascii="Source Sans Pro" w:eastAsia="Source Sans Pro" w:hAnsi="Source Sans Pro" w:cs="Source Sans Pro"/>
-          <w:color w:val="000000"/>
-          <w:sz w:val="19"/>
-          <w:szCs w:val="19"/>
-        </w:rPr>
-        <w:t>Triaged 50+ weekly inventory reimbursement cases by severity and policy eligibility, following structured case triage, escalation, and decision workflows to identify potential fraud risks.</w:t>
+        <w:spacing w:before="13" w:after="30"/>
+      </w:pPr>
+      <w:r>
+        <w:rPr>
+          <w:rFonts w:ascii="Source Sans Pro" w:eastAsia="Source Sans Pro" w:hAnsi="Source Sans Pro" w:cs="Source Sans Pro"/>
+          <w:color w:val="000000"/>
+          <w:sz w:val="19"/>
+          <w:szCs w:val="19"/>
+        </w:rPr>
+        <w:t>Triaged 50+ weekly inventory reimbursement cases by severity and policy eligibility, translating high-volume case review into structured investigation, escalation, and evidence documentation.</w:t>
       </w:r>
     </w:p>
     <w:p>
@@ -423,16 +440,16 @@
           <w:ilvl w:val="0"/>
           <w:numId w:val="2"/>
         </w:numPr>
-        <w:spacing w:before="13" w:after="32"/>
-      </w:pPr>
-      <w:r>
-        <w:rPr>
-          <w:rFonts w:ascii="Source Sans Pro" w:eastAsia="Source Sans Pro" w:hAnsi="Source Sans Pro" w:cs="Source Sans Pro"/>
-          <w:color w:val="000000"/>
-          <w:sz w:val="19"/>
-          <w:szCs w:val="19"/>
-        </w:rPr>
-        <w:t>Conducted root cause analysis on seller claims, identifying policy violations and anomalous patterns, and escalated findings to senior reviewers for further action.</w:t>
+        <w:spacing w:before="13" w:after="30"/>
+      </w:pPr>
+      <w:r>
+        <w:rPr>
+          <w:rFonts w:ascii="Source Sans Pro" w:eastAsia="Source Sans Pro" w:hAnsi="Source Sans Pro" w:cs="Source Sans Pro"/>
+          <w:color w:val="000000"/>
+          <w:sz w:val="19"/>
+          <w:szCs w:val="19"/>
+        </w:rPr>
+        <w:t>Conducted root cause analysis on seller claims, identifying policy violations and anomalous patterns for pattern review and investigation handoffs.</w:t>
       </w:r>
     </w:p>
     <w:p>
@@ -442,16 +459,16 @@
           <w:ilvl w:val="0"/>
           <w:numId w:val="2"/>
         </w:numPr>
-        <w:spacing w:before="13" w:after="32"/>
-      </w:pPr>
-      <w:r>
-        <w:rPr>
-          <w:rFonts w:ascii="Source Sans Pro" w:eastAsia="Source Sans Pro" w:hAnsi="Source Sans Pro" w:cs="Source Sans Pro"/>
-          <w:color w:val="000000"/>
-          <w:sz w:val="19"/>
-          <w:szCs w:val="19"/>
-        </w:rPr>
-        <w:t>Maintained audit-ready case documentation recording investigation findings, decisions, evidence notes, and corrective actions to ensure transparency and accountability.</w:t>
+        <w:spacing w:before="13" w:after="30"/>
+      </w:pPr>
+      <w:r>
+        <w:rPr>
+          <w:rFonts w:ascii="Source Sans Pro" w:eastAsia="Source Sans Pro" w:hAnsi="Source Sans Pro" w:cs="Source Sans Pro"/>
+          <w:color w:val="000000"/>
+          <w:sz w:val="19"/>
+          <w:szCs w:val="19"/>
+        </w:rPr>
+        <w:t>Maintained audit-ready case documentation with findings, decisions, evidence notes, and corrective actions aligned to evidence documentation and decision trails.</w:t>
       </w:r>
     </w:p>
     <w:p>
@@ -461,21 +478,24 @@
           <w:ilvl w:val="0"/>
           <w:numId w:val="2"/>
         </w:numPr>
-        <w:spacing w:before="13" w:after="32"/>
-      </w:pPr>
-      <w:r>
-        <w:rPr>
-          <w:rFonts w:ascii="Source Sans Pro" w:eastAsia="Source Sans Pro" w:hAnsi="Source Sans Pro" w:cs="Source Sans Pro"/>
-          <w:color w:val="000000"/>
-          <w:sz w:val="19"/>
-          <w:szCs w:val="19"/>
-        </w:rPr>
-        <w:t>Spotted recurring fraud patterns across 200+ weekly cases and flagged them early, reducing repeat-issue investigation time before escalation and preventing potential losses.</w:t>
-      </w:r>
-    </w:p>
-    <w:p>
-      <w:pPr>
-        <w:spacing w:before="23" w:after="23"/>
+        <w:spacing w:before="13" w:after="30"/>
+      </w:pPr>
+      <w:r>
+        <w:rPr>
+          <w:rFonts w:ascii="Source Sans Pro" w:eastAsia="Source Sans Pro" w:hAnsi="Source Sans Pro" w:cs="Source Sans Pro"/>
+          <w:color w:val="000000"/>
+          <w:sz w:val="19"/>
+          <w:szCs w:val="19"/>
+        </w:rPr>
+        <w:t>Spotted recurring fraud patterns across 200+ weekly cases and flagged repeat issues early, reducing investigation cycles before escalation.</w:t>
+      </w:r>
+    </w:p>
+    <w:p>
+      <w:pPr>
+        <w:pBdr>
+          <w:bottom w:val="single" w:sz="6" w:space="1" w:color="000000"/>
+        </w:pBdr>
+        <w:spacing w:before="20" w:after="20"/>
         <w:rPr>
           <w:rFonts w:ascii="Source Sans Pro" w:eastAsia="Source Sans Pro" w:hAnsi="Source Sans Pro" w:cs="Source Sans Pro"/>
           <w:b/>
@@ -488,7 +508,10 @@
     </w:p>
     <w:p>
       <w:pPr>
-        <w:spacing w:before="105" w:after="13"/>
+        <w:pBdr>
+          <w:bottom w:val="single" w:sz="6" w:space="1" w:color="000000"/>
+        </w:pBdr>
+        <w:spacing w:before="99" w:after="0"/>
       </w:pPr>
       <w:r>
         <w:rPr>
@@ -540,8 +563,9 @@
       </w:r>
       <w:r>
         <w:rPr>
-          <w:rFonts w:ascii="Source Sans Pro" w:eastAsia="Source Sans Pro" w:hAnsi="Source Sans Pro" w:cs="Source Sans Pro"/>
+          <w:rFonts w:ascii="Source Sans Pro Light" w:eastAsia="Source Sans Pro" w:hAnsi="Source Sans Pro Light" w:cs="Source Sans Pro"/>
           <w:i/>
+          <w:iCs/>
           <w:sz w:val="19"/>
           <w:szCs w:val="19"/>
         </w:rPr>
@@ -555,16 +579,16 @@
           <w:ilvl w:val="0"/>
           <w:numId w:val="2"/>
         </w:numPr>
-        <w:spacing w:before="13" w:after="32"/>
-      </w:pPr>
-      <w:r>
-        <w:rPr>
-          <w:rFonts w:ascii="Source Sans Pro" w:eastAsia="Source Sans Pro" w:hAnsi="Source Sans Pro" w:cs="Source Sans Pro"/>
-          <w:color w:val="000000"/>
-          <w:sz w:val="19"/>
-          <w:szCs w:val="19"/>
-        </w:rPr>
-        <w:t>Built multi-API threat intelligence pipeline: submits suspicious data to VirusTotal, AbuseIPDB, and URLScan.io; cross-references WHOIS, DNS, and SSL details to produce a unified phishing probability score (EPSS: 80).</w:t>
+        <w:spacing w:before="13" w:after="30"/>
+      </w:pPr>
+      <w:r>
+        <w:rPr>
+          <w:rFonts w:ascii="Source Sans Pro" w:eastAsia="Source Sans Pro" w:hAnsi="Source Sans Pro" w:cs="Source Sans Pro"/>
+          <w:color w:val="000000"/>
+          <w:sz w:val="19"/>
+          <w:szCs w:val="19"/>
+        </w:rPr>
+        <w:t>Built multi-API fraud intelligence pipeline: submits suspicious data to VirusTotal, AbuseIPDB, and URLScan.io, cross-referencing WHOIS, DNS, and SSL details for KYC verification.</w:t>
       </w:r>
     </w:p>
     <w:p>
@@ -574,16 +598,16 @@
           <w:ilvl w:val="0"/>
           <w:numId w:val="2"/>
         </w:numPr>
-        <w:spacing w:before="13" w:after="32"/>
-      </w:pPr>
-      <w:r>
-        <w:rPr>
-          <w:rFonts w:ascii="Source Sans Pro" w:eastAsia="Source Sans Pro" w:hAnsi="Source Sans Pro" w:cs="Source Sans Pro"/>
-          <w:color w:val="000000"/>
-          <w:sz w:val="19"/>
-          <w:szCs w:val="19"/>
-        </w:rPr>
-        <w:t>Developed typosquatting domain detector generating brand domain variants and checking DNS resolution to catch brand-impersonation attacks.</w:t>
+        <w:spacing w:before="13" w:after="30"/>
+      </w:pPr>
+      <w:r>
+        <w:rPr>
+          <w:rFonts w:ascii="Source Sans Pro" w:eastAsia="Source Sans Pro" w:hAnsi="Source Sans Pro" w:cs="Source Sans Pro"/>
+          <w:color w:val="000000"/>
+          <w:sz w:val="19"/>
+          <w:szCs w:val="19"/>
+        </w:rPr>
+        <w:t>Developed typosquatting detector generating domain variants and checking live DNS resolution for financial fraud infrastructure review.</w:t>
       </w:r>
     </w:p>
     <w:p>
@@ -593,21 +617,21 @@
           <w:ilvl w:val="0"/>
           <w:numId w:val="2"/>
         </w:numPr>
-        <w:spacing w:before="13" w:after="32"/>
-      </w:pPr>
-      <w:r>
-        <w:rPr>
-          <w:rFonts w:ascii="Source Sans Pro" w:eastAsia="Source Sans Pro" w:hAnsi="Source Sans Pro" w:cs="Source Sans Pro"/>
-          <w:color w:val="000000"/>
-          <w:sz w:val="19"/>
-          <w:szCs w:val="19"/>
-        </w:rPr>
-        <w:t>Deployed Telegram bot interface for live IOC enrichment, supporting bulk CSV input/output and OSINT enrichment via theHarvester for domain profiling.</w:t>
-      </w:r>
-    </w:p>
-    <w:p>
-      <w:pPr>
-        <w:spacing w:before="23" w:after="23"/>
+        <w:spacing w:before="13" w:after="30"/>
+      </w:pPr>
+      <w:r>
+        <w:rPr>
+          <w:rFonts w:ascii="Source Sans Pro" w:eastAsia="Source Sans Pro" w:hAnsi="Source Sans Pro" w:cs="Source Sans Pro"/>
+          <w:color w:val="000000"/>
+          <w:sz w:val="19"/>
+          <w:szCs w:val="19"/>
+        </w:rPr>
+        <w:t>Deployed Telegram bot interface for live suspicious entity enrichment with OSINT via theHarvester for domain profiling.</w:t>
+      </w:r>
+    </w:p>
+    <w:p>
+      <w:pPr>
+        <w:spacing w:before="20" w:after="20"/>
       </w:pPr>
     </w:p>
     <w:p>
@@ -648,8 +672,9 @@
       </w:r>
       <w:r>
         <w:rPr>
-          <w:rFonts w:ascii="Source Sans Pro" w:eastAsia="Source Sans Pro" w:hAnsi="Source Sans Pro" w:cs="Source Sans Pro"/>
+          <w:rFonts w:ascii="Source Sans Pro Light" w:eastAsia="Source Sans Pro" w:hAnsi="Source Sans Pro Light" w:cs="Source Sans Pro"/>
           <w:i/>
+          <w:iCs/>
           <w:sz w:val="19"/>
           <w:szCs w:val="19"/>
         </w:rPr>
@@ -663,16 +688,16 @@
           <w:ilvl w:val="0"/>
           <w:numId w:val="2"/>
         </w:numPr>
-        <w:spacing w:before="13" w:after="32"/>
-      </w:pPr>
-      <w:r>
-        <w:rPr>
-          <w:rFonts w:ascii="Source Sans Pro" w:eastAsia="Source Sans Pro" w:hAnsi="Source Sans Pro" w:cs="Source Sans Pro"/>
-          <w:color w:val="000000"/>
-          <w:sz w:val="19"/>
-          <w:szCs w:val="19"/>
-        </w:rPr>
-        <w:t>Developed automated vulnerability assessment pipeline in Python, integrating Nessus and OpenVAS APIs, generating CVE reports with CVSS severity and EPSS scoring from FIRST.org API.</w:t>
+        <w:spacing w:before="13" w:after="30"/>
+      </w:pPr>
+      <w:r>
+        <w:rPr>
+          <w:rFonts w:ascii="Source Sans Pro" w:eastAsia="Source Sans Pro" w:hAnsi="Source Sans Pro" w:cs="Source Sans Pro"/>
+          <w:color w:val="000000"/>
+          <w:sz w:val="19"/>
+          <w:szCs w:val="19"/>
+        </w:rPr>
+        <w:t>Developed automated vulnerability assessment pipeline integrating Nessus and OpenVAS APIs in Python, generating audit-ready CVE reports with EPSS context from FIRST.org API and CVSS severity classification.</w:t>
       </w:r>
     </w:p>
     <w:p>
@@ -682,16 +707,16 @@
           <w:ilvl w:val="0"/>
           <w:numId w:val="2"/>
         </w:numPr>
-        <w:spacing w:before="13" w:after="32"/>
-      </w:pPr>
-      <w:r>
-        <w:rPr>
-          <w:rFonts w:ascii="Source Sans Pro" w:eastAsia="Source Sans Pro" w:hAnsi="Source Sans Pro" w:cs="Source Sans Pro"/>
-          <w:color w:val="000000"/>
-          <w:sz w:val="19"/>
-          <w:szCs w:val="19"/>
-        </w:rPr>
-        <w:t>Developed OWASP Top 10 automated web checker detecting injection, auth, and SSRF vulnerabilities via crafted HTTP requests.</w:t>
+        <w:spacing w:before="13" w:after="30"/>
+      </w:pPr>
+      <w:r>
+        <w:rPr>
+          <w:rFonts w:ascii="Source Sans Pro" w:eastAsia="Source Sans Pro" w:hAnsi="Source Sans Pro" w:cs="Source Sans Pro"/>
+          <w:color w:val="000000"/>
+          <w:sz w:val="19"/>
+          <w:szCs w:val="19"/>
+        </w:rPr>
+        <w:t>Developed OWASP Top 10 automated compliance checker validating web app security controls against regulatory requirements, documenting vulnerability-to-remediation audit trails.</w:t>
       </w:r>
     </w:p>
     <w:p>
@@ -701,33 +726,24 @@
           <w:ilvl w:val="0"/>
           <w:numId w:val="2"/>
         </w:numPr>
-        <w:spacing w:before="13" w:after="32"/>
-      </w:pPr>
-      <w:r>
-        <w:rPr>
-          <w:rFonts w:ascii="Source Sans Pro" w:eastAsia="Source Sans Pro" w:hAnsi="Source Sans Pro" w:cs="Source Sans Pro"/>
-          <w:color w:val="000000"/>
-          <w:sz w:val="19"/>
-          <w:szCs w:val="19"/>
-        </w:rPr>
-        <w:t>Automated scan scheduling via Bash and cron; built delta-scan logic to flag new CVEs and calculate remediation SLA deadlines (Critical=24hrs, High=7 days, Medium=30 days).</w:t>
-      </w:r>
-    </w:p>
-    <w:p>
-      <w:pPr>
-        <w:pStyle w:val="ListParagraph"/>
-        <w:spacing w:before="23" w:after="23"/>
-        <w:ind w:left="450"/>
-      </w:pPr>
+        <w:spacing w:before="13" w:after="30"/>
+      </w:pPr>
+      <w:r>
+        <w:rPr>
+          <w:rFonts w:ascii="Source Sans Pro" w:eastAsia="Source Sans Pro" w:hAnsi="Source Sans Pro" w:cs="Source Sans Pro"/>
+          <w:color w:val="000000"/>
+          <w:sz w:val="19"/>
+          <w:szCs w:val="19"/>
+        </w:rPr>
+        <w:t>Automated compliance scan scheduling via Bash and cron; built delta-scan logic to track remediation progress and organize audit evidence for patch compliance (remediation tracking) review.</w:t>
+      </w:r>
     </w:p>
     <w:p>
       <w:pPr>
         <w:pBdr>
           <w:bottom w:val="single" w:sz="6" w:space="1" w:color="000000"/>
         </w:pBdr>
-        <w:spacing w:before="112" w:after="0"/>
-      </w:pPr>
-      <w:r>
+        <w:spacing w:before="20" w:after="20"/>
         <w:rPr>
           <w:rFonts w:ascii="Source Sans Pro" w:eastAsia="Source Sans Pro" w:hAnsi="Source Sans Pro" w:cs="Source Sans Pro"/>
           <w:b/>
@@ -736,125 +752,16 @@
           <w:sz w:val="22"/>
           <w:szCs w:val="22"/>
         </w:rPr>
-        <w:t>Technical Skills</w:t>
-      </w:r>
-    </w:p>
-    <w:p>
-      <w:pPr>
-        <w:spacing w:before="47" w:after="47"/>
-      </w:pPr>
-      <w:r>
-        <w:rPr>
-          <w:rFonts w:ascii="Source Sans Pro" w:eastAsia="Source Sans Pro" w:hAnsi="Source Sans Pro" w:cs="Source Sans Pro"/>
-          <w:b/>
-          <w:sz w:val="19"/>
-          <w:szCs w:val="19"/>
-        </w:rPr>
-        <w:t xml:space="preserve">GRC &amp; Compliance: </w:t>
-      </w:r>
-      <w:r>
-        <w:rPr>
-          <w:rFonts w:ascii="Source Sans Pro" w:eastAsia="Source Sans Pro" w:hAnsi="Source Sans Pro" w:cs="Source Sans Pro"/>
-          <w:sz w:val="19"/>
-          <w:szCs w:val="19"/>
-        </w:rPr>
-        <w:t>NIST CSF, ISO 27001, PCI-DSS, GDPR/PDPB, SOX/ITGC, compliance monitoring</w:t>
-      </w:r>
-    </w:p>
-    <w:p>
-      <w:pPr>
-        <w:spacing w:before="47" w:after="47"/>
-      </w:pPr>
-      <w:r>
-        <w:rPr>
-          <w:rFonts w:ascii="Source Sans Pro" w:eastAsia="Source Sans Pro" w:hAnsi="Source Sans Pro" w:cs="Source Sans Pro"/>
-          <w:b/>
-          <w:sz w:val="19"/>
-          <w:szCs w:val="19"/>
-        </w:rPr>
-        <w:t xml:space="preserve">Risk &amp; Audit: </w:t>
-      </w:r>
-      <w:r>
-        <w:rPr>
-          <w:rFonts w:ascii="Source Sans Pro" w:eastAsia="Source Sans Pro" w:hAnsi="Source Sans Pro" w:cs="Source Sans Pro"/>
-          <w:sz w:val="19"/>
-          <w:szCs w:val="19"/>
-        </w:rPr>
-        <w:t>Risk assessment, control testing, audit documentation, vendor risk, RCSA basics</w:t>
-      </w:r>
-    </w:p>
-    <w:p>
-      <w:pPr>
-        <w:spacing w:before="47" w:after="47"/>
-      </w:pPr>
-      <w:r>
-        <w:rPr>
-          <w:rFonts w:ascii="Source Sans Pro" w:eastAsia="Source Sans Pro" w:hAnsi="Source Sans Pro" w:cs="Source Sans Pro"/>
-          <w:b/>
-          <w:sz w:val="19"/>
-          <w:szCs w:val="19"/>
-        </w:rPr>
-        <w:t xml:space="preserve">Fraud &amp; AML: </w:t>
-      </w:r>
-      <w:r>
-        <w:rPr>
-          <w:rFonts w:ascii="Source Sans Pro" w:eastAsia="Source Sans Pro" w:hAnsi="Source Sans Pro" w:cs="Source Sans Pro"/>
-          <w:sz w:val="19"/>
-          <w:szCs w:val="19"/>
-        </w:rPr>
-        <w:t>Transaction monitoring, AML typologies, KYC/CDD, sanctions screening</w:t>
-      </w:r>
-    </w:p>
-    <w:p>
-      <w:pPr>
-        <w:spacing w:before="47" w:after="47"/>
-      </w:pPr>
-      <w:r>
-        <w:rPr>
-          <w:rFonts w:ascii="Source Sans Pro" w:eastAsia="Source Sans Pro" w:hAnsi="Source Sans Pro" w:cs="Source Sans Pro"/>
-          <w:b/>
-          <w:sz w:val="19"/>
-          <w:szCs w:val="19"/>
-        </w:rPr>
-        <w:t xml:space="preserve">Systems &amp; Tools: </w:t>
-      </w:r>
-      <w:r>
-        <w:rPr>
-          <w:rFonts w:ascii="Source Sans Pro" w:eastAsia="Source Sans Pro" w:hAnsi="Source Sans Pro" w:cs="Source Sans Pro"/>
-          <w:sz w:val="19"/>
-          <w:szCs w:val="19"/>
-        </w:rPr>
-        <w:t>Windows internals, Linux fundamentals, Python, Excel, SQL (basic), TCP/IP basics</w:t>
-      </w:r>
-    </w:p>
-    <w:p>
-      <w:pPr>
-        <w:spacing w:before="47" w:after="47"/>
-      </w:pPr>
-      <w:r>
-        <w:rPr>
-          <w:rFonts w:ascii="Source Sans Pro" w:eastAsia="Source Sans Pro" w:hAnsi="Source Sans Pro" w:cs="Source Sans Pro"/>
-          <w:b/>
-          <w:sz w:val="19"/>
-          <w:szCs w:val="19"/>
-        </w:rPr>
-        <w:t xml:space="preserve">Frameworks: </w:t>
-      </w:r>
-      <w:r>
-        <w:rPr>
-          <w:rFonts w:ascii="Source Sans Pro" w:eastAsia="Source Sans Pro" w:hAnsi="Source Sans Pro" w:cs="Source Sans Pro"/>
-          <w:sz w:val="19"/>
-          <w:szCs w:val="19"/>
-        </w:rPr>
-        <w:t>MITRE ATT&amp;CK, OWASP Top 10, Incident Response (PICERL), audit trail documentation</w:t>
-      </w:r>
+      </w:pPr>
     </w:p>
     <w:p>
       <w:pPr>
         <w:pBdr>
           <w:bottom w:val="single" w:sz="6" w:space="1" w:color="000000"/>
         </w:pBdr>
-        <w:spacing w:before="23" w:after="23"/>
+        <w:spacing w:before="99" w:after="0"/>
+      </w:pPr>
+      <w:r>
         <w:rPr>
           <w:rFonts w:ascii="Source Sans Pro" w:eastAsia="Source Sans Pro" w:hAnsi="Source Sans Pro" w:cs="Source Sans Pro"/>
           <w:b/>
@@ -863,14 +770,141 @@
           <w:sz w:val="22"/>
           <w:szCs w:val="22"/>
         </w:rPr>
-      </w:pPr>
+        <w:t>Technical Skills</w:t>
+      </w:r>
+    </w:p>
+    <w:p>
+      <w:pPr>
+        <w:spacing w:before="44" w:after="44"/>
+      </w:pPr>
+      <w:r>
+        <w:rPr>
+          <w:rFonts w:ascii="Source Sans Pro" w:eastAsia="Source Sans Pro" w:hAnsi="Source Sans Pro" w:cs="Source Sans Pro"/>
+          <w:b/>
+          <w:sz w:val="19"/>
+          <w:szCs w:val="19"/>
+        </w:rPr>
+        <w:t xml:space="preserve">GRC &amp; Compliance: </w:t>
+      </w:r>
+      <w:r>
+        <w:rPr>
+          <w:rFonts w:ascii="Source Sans Pro" w:eastAsia="Source Sans Pro" w:hAnsi="Source Sans Pro" w:cs="Source Sans Pro"/>
+          <w:sz w:val="19"/>
+          <w:szCs w:val="19"/>
+        </w:rPr>
+        <w:t>NIST CSF, ISO 27001, PCI-DSS, GDPR/PDPB, SOX/ITGC, compliance monitoring</w:t>
+      </w:r>
+    </w:p>
+    <w:p>
+      <w:pPr>
+        <w:spacing w:before="44" w:after="44"/>
+      </w:pPr>
+      <w:r>
+        <w:rPr>
+          <w:rFonts w:ascii="Source Sans Pro" w:eastAsia="Source Sans Pro" w:hAnsi="Source Sans Pro" w:cs="Source Sans Pro"/>
+          <w:b/>
+          <w:sz w:val="19"/>
+          <w:szCs w:val="19"/>
+        </w:rPr>
+        <w:t xml:space="preserve">Risk &amp; Audit: </w:t>
+      </w:r>
+      <w:r>
+        <w:rPr>
+          <w:rFonts w:ascii="Source Sans Pro" w:eastAsia="Source Sans Pro" w:hAnsi="Source Sans Pro" w:cs="Source Sans Pro"/>
+          <w:sz w:val="19"/>
+          <w:szCs w:val="19"/>
+        </w:rPr>
+        <w:t>Risk assessment, control testing, audit documentation, vendor risk, RCSA basics</w:t>
+      </w:r>
+    </w:p>
+    <w:p>
+      <w:pPr>
+        <w:spacing w:before="44" w:after="44"/>
+      </w:pPr>
+      <w:r>
+        <w:rPr>
+          <w:rFonts w:ascii="Source Sans Pro" w:eastAsia="Source Sans Pro" w:hAnsi="Source Sans Pro" w:cs="Source Sans Pro"/>
+          <w:b/>
+          <w:sz w:val="19"/>
+          <w:szCs w:val="19"/>
+        </w:rPr>
+        <w:t xml:space="preserve">Fraud &amp; AML: </w:t>
+      </w:r>
+      <w:r>
+        <w:rPr>
+          <w:rFonts w:ascii="Source Sans Pro" w:eastAsia="Source Sans Pro" w:hAnsi="Source Sans Pro" w:cs="Source Sans Pro"/>
+          <w:sz w:val="19"/>
+          <w:szCs w:val="19"/>
+        </w:rPr>
+        <w:t>Transaction monitoring, AML typologies, KYC/CDD, sanctions screening</w:t>
+      </w:r>
+    </w:p>
+    <w:p>
+      <w:pPr>
+        <w:spacing w:before="44" w:after="44"/>
+      </w:pPr>
+      <w:r>
+        <w:rPr>
+          <w:rFonts w:ascii="Source Sans Pro" w:eastAsia="Source Sans Pro" w:hAnsi="Source Sans Pro" w:cs="Source Sans Pro"/>
+          <w:b/>
+          <w:sz w:val="19"/>
+          <w:szCs w:val="19"/>
+        </w:rPr>
+        <w:t xml:space="preserve">Systems &amp; Tools: </w:t>
+      </w:r>
+      <w:r>
+        <w:rPr>
+          <w:rFonts w:ascii="Source Sans Pro" w:eastAsia="Source Sans Pro" w:hAnsi="Source Sans Pro" w:cs="Source Sans Pro"/>
+          <w:sz w:val="19"/>
+          <w:szCs w:val="19"/>
+        </w:rPr>
+        <w:t>Windows internals, Linux fundamentals, Python, Excel, SQL (basic), TCP/IP basics</w:t>
+      </w:r>
+    </w:p>
+    <w:p>
+      <w:pPr>
+        <w:spacing w:before="44" w:after="44"/>
+      </w:pPr>
+      <w:r>
+        <w:rPr>
+          <w:rFonts w:ascii="Source Sans Pro" w:eastAsia="Source Sans Pro" w:hAnsi="Source Sans Pro" w:cs="Source Sans Pro"/>
+          <w:b/>
+          <w:sz w:val="19"/>
+          <w:szCs w:val="19"/>
+        </w:rPr>
+        <w:t xml:space="preserve">Frameworks: </w:t>
+      </w:r>
+      <w:r>
+        <w:rPr>
+          <w:rFonts w:ascii="Source Sans Pro" w:eastAsia="Source Sans Pro" w:hAnsi="Source Sans Pro" w:cs="Source Sans Pro"/>
+          <w:sz w:val="19"/>
+          <w:szCs w:val="19"/>
+        </w:rPr>
+        <w:t>MITRE ATT&amp;CK, OWASP Top 10, Incident Response (PICERL), audit trail documentation</w:t>
+      </w:r>
     </w:p>
     <w:p>
       <w:pPr>
         <w:pBdr>
           <w:bottom w:val="single" w:sz="6" w:space="1" w:color="000000"/>
         </w:pBdr>
-        <w:spacing w:before="112" w:after="0"/>
+        <w:spacing w:before="20" w:after="20"/>
+        <w:rPr>
+          <w:rFonts w:ascii="Source Sans Pro" w:eastAsia="Source Sans Pro" w:hAnsi="Source Sans Pro" w:cs="Source Sans Pro"/>
+          <w:b/>
+          <w:bCs/>
+          <w:color w:val="000000"/>
+          <w:sz w:val="22"/>
+          <w:szCs w:val="22"/>
+        </w:rPr>
+      </w:pPr>
+    </w:p>
+    <w:p>
+      <w:pPr>
+        <w:pBdr>
+          <w:bottom w:val="single" w:sz="6" w:space="1" w:color="000000"/>
+        </w:pBdr>
+        <w:spacing w:before="99" w:after="0"/>
       </w:pPr>
       <w:r>
         <w:rPr>
@@ -891,7 +925,7 @@
           <w:ilvl w:val="0"/>
           <w:numId w:val="2"/>
         </w:numPr>
-        <w:spacing w:before="13" w:after="32"/>
+        <w:spacing w:before="13" w:after="30"/>
       </w:pPr>
       <w:r>
         <w:rPr>
@@ -910,7 +944,7 @@
           <w:ilvl w:val="0"/>
           <w:numId w:val="2"/>
         </w:numPr>
-        <w:spacing w:before="13" w:after="32"/>
+        <w:spacing w:before="13" w:after="30"/>
       </w:pPr>
       <w:r>
         <w:rPr>
